--- a/Week_02/Day_09/Lab/Day_09_Lab_Guide.docx
+++ b/Week_02/Day_09/Lab/Day_09_Lab_Guide.docx
@@ -4,200 +4,39 @@
   <w:body>
     <w:p>
       <w:pPr>
-        <w:pStyle w:val="Title"/>
-        <w:spacing w:after="80"/>
+        <w:jc w:val="center"/>
       </w:pPr>
       <w:r>
         <w:rPr>
-          <w:rFonts w:ascii="Calibri" w:hAnsi="Calibri"/>
           <w:b/>
-          <w:color w:val="1F4D78"/>
-          <w:sz w:val="50"/>
+          <w:sz w:val="40"/>
         </w:rPr>
         <w:t>Day 09 Student Lab Guide</w:t>
       </w:r>
     </w:p>
     <w:p>
       <w:pPr>
-        <w:spacing w:after="280"/>
+        <w:jc w:val="center"/>
       </w:pPr>
       <w:r>
         <w:rPr>
-          <w:color w:val="2E74B5"/>
-          <w:sz w:val="30"/>
+          <w:i/>
+          <w:sz w:val="24"/>
         </w:rPr>
         <w:t>Operational Monitoring and Root-Cause Analysis for a Streaming Workload</w:t>
       </w:r>
     </w:p>
-    <w:tbl>
-      <w:tblPr>
-        <w:tblStyle w:val="TableGrid"/>
-        <w:tblW w:type="auto" w:w="0"/>
-        <w:jc w:val="center"/>
-        <w:tblLook w:firstColumn="1" w:firstRow="1" w:lastColumn="0" w:lastRow="0" w:noHBand="0" w:noVBand="1" w:val="04A0"/>
-      </w:tblPr>
-      <w:tblGrid>
-        <w:gridCol w:w="2376"/>
-        <w:gridCol w:w="6984"/>
-      </w:tblGrid>
-      <w:tr>
-        <w:tc>
-          <w:tcPr>
-            <w:tcW w:type="dxa" w:w="2376"/>
-            <w:shd w:fill="E8EEF5"/>
-            <w:vAlign w:val="center"/>
-          </w:tcPr>
-          <w:p>
-            <w:pPr>
-              <w:spacing w:after="40"/>
-            </w:pPr>
-            <w:r/>
-            <w:r>
-              <w:rPr>
-                <w:b/>
-              </w:rPr>
-              <w:t>Time</w:t>
-            </w:r>
-          </w:p>
-        </w:tc>
-        <w:tc>
-          <w:tcPr>
-            <w:tcW w:type="dxa" w:w="6984"/>
-            <w:vAlign w:val="center"/>
-          </w:tcPr>
-          <w:p>
-            <w:pPr>
-              <w:spacing w:after="40"/>
-            </w:pPr>
-            <w:r/>
-            <w:r>
-              <w:rPr>
-                <w:b w:val="0"/>
-              </w:rPr>
-              <w:t>Approximately 2.5 hours</w:t>
-            </w:r>
-          </w:p>
-        </w:tc>
-      </w:tr>
-      <w:tr>
-        <w:tc>
-          <w:tcPr>
-            <w:tcW w:type="dxa" w:w="2376"/>
-            <w:shd w:fill="E8EEF5"/>
-            <w:vAlign w:val="center"/>
-          </w:tcPr>
-          <w:p>
-            <w:pPr>
-              <w:spacing w:after="40"/>
-            </w:pPr>
-            <w:r/>
-            <w:r>
-              <w:rPr>
-                <w:b/>
-              </w:rPr>
-              <w:t>Outcome</w:t>
-            </w:r>
-          </w:p>
-        </w:tc>
-        <w:tc>
-          <w:tcPr>
-            <w:tcW w:type="dxa" w:w="6984"/>
-            <w:vAlign w:val="center"/>
-          </w:tcPr>
-          <w:p>
-            <w:pPr>
-              <w:spacing w:after="40"/>
-            </w:pPr>
-            <w:r/>
-            <w:r>
-              <w:rPr>
-                <w:b w:val="0"/>
-              </w:rPr>
-              <w:t>Run an observable streaming aggregation, introduce a controlled failure and document diagnosis and recovery.</w:t>
-            </w:r>
-          </w:p>
-        </w:tc>
-      </w:tr>
-      <w:tr>
-        <w:tc>
-          <w:tcPr>
-            <w:tcW w:type="dxa" w:w="2376"/>
-            <w:shd w:fill="E8EEF5"/>
-            <w:vAlign w:val="center"/>
-          </w:tcPr>
-          <w:p>
-            <w:pPr>
-              <w:spacing w:after="40"/>
-            </w:pPr>
-            <w:r/>
-            <w:r>
-              <w:rPr>
-                <w:b/>
-              </w:rPr>
-              <w:t>Provided</w:t>
-            </w:r>
-          </w:p>
-        </w:tc>
-        <w:tc>
-          <w:tcPr>
-            <w:tcW w:type="dxa" w:w="6984"/>
-            <w:vAlign w:val="center"/>
-          </w:tcPr>
-          <w:p>
-            <w:pPr>
-              <w:spacing w:after="40"/>
-            </w:pPr>
-            <w:r/>
-            <w:r>
-              <w:rPr>
-                <w:b w:val="0"/>
-              </w:rPr>
-              <w:t>Kafka, Schema Registry, ksqlDB, Kafka UI, a producer, sample events, SQL scripts and a Python aggregation app.</w:t>
-            </w:r>
-          </w:p>
-        </w:tc>
-      </w:tr>
-      <w:tr>
-        <w:tc>
-          <w:tcPr>
-            <w:tcW w:type="dxa" w:w="2376"/>
-            <w:shd w:fill="E8EEF5"/>
-            <w:vAlign w:val="center"/>
-          </w:tcPr>
-          <w:p>
-            <w:pPr>
-              <w:spacing w:after="40"/>
-            </w:pPr>
-            <w:r/>
-            <w:r>
-              <w:rPr>
-                <w:b/>
-              </w:rPr>
-              <w:t>Scope</w:t>
-            </w:r>
-          </w:p>
-        </w:tc>
-        <w:tc>
-          <w:tcPr>
-            <w:tcW w:type="dxa" w:w="6984"/>
-            <w:vAlign w:val="center"/>
-          </w:tcPr>
-          <w:p>
-            <w:pPr>
-              <w:spacing w:after="40"/>
-            </w:pPr>
-            <w:r/>
-            <w:r>
-              <w:rPr>
-                <w:b w:val="0"/>
-              </w:rPr>
-              <w:t>The Python app illustrates stateful window processing; it is not a full production Kafka Streams deployment.</w:t>
-            </w:r>
-          </w:p>
-        </w:tc>
-      </w:tr>
-    </w:tbl>
-    <w:p/>
+    <w:p>
+      <w:r>
+        <w:rPr>
+          <w:b/>
+        </w:rPr>
+        <w:t xml:space="preserve">Lab goal: </w:t>
+      </w:r>
+      <w:r>
+        <w:t>operate a real Kafka-based streaming workload, observe a controlled processing outage, recover the workload, and write a short RCA using measured evidence from Kafka UI and Kafka CLI commands.</w:t>
+      </w:r>
+    </w:p>
     <w:p>
       <w:pPr>
         <w:pStyle w:val="Heading1"/>
@@ -214,77 +53,41 @@
         <w:tblLook w:firstColumn="1" w:firstRow="1" w:lastColumn="0" w:lastRow="0" w:noHBand="0" w:noVBand="1" w:val="04A0"/>
       </w:tblPr>
       <w:tblGrid>
-        <w:gridCol w:w="3312"/>
-        <w:gridCol w:w="3312"/>
-        <w:gridCol w:w="3312"/>
+        <w:gridCol w:w="3360"/>
+        <w:gridCol w:w="3360"/>
+        <w:gridCol w:w="3360"/>
       </w:tblGrid>
       <w:tr>
         <w:tc>
           <w:tcPr>
-            <w:tcW w:type="dxa" w:w="3312"/>
-            <w:shd w:fill="2E74B5"/>
-            <w:vAlign w:val="center"/>
+            <w:tcW w:type="dxa" w:w="3360"/>
+            <w:shd w:fill="D9EAF7"/>
           </w:tcPr>
           <w:p>
-            <w:pPr>
-              <w:spacing w:after="40"/>
-            </w:pPr>
             <w:r>
-              <w:rPr>
-                <w:color w:val="FFFFFF"/>
-              </w:rPr>
-            </w:r>
-            <w:r>
-              <w:rPr>
-                <w:b/>
-              </w:rPr>
-              <w:t>Step</w:t>
+              <w:t>Stage</w:t>
             </w:r>
           </w:p>
         </w:tc>
         <w:tc>
           <w:tcPr>
-            <w:tcW w:type="dxa" w:w="3312"/>
-            <w:shd w:fill="2E74B5"/>
-            <w:vAlign w:val="center"/>
+            <w:tcW w:type="dxa" w:w="3360"/>
+            <w:shd w:fill="D9EAF7"/>
           </w:tcPr>
           <w:p>
-            <w:pPr>
-              <w:spacing w:after="40"/>
-            </w:pPr>
             <w:r>
-              <w:rPr>
-                <w:color w:val="FFFFFF"/>
-              </w:rPr>
-            </w:r>
-            <w:r>
-              <w:rPr>
-                <w:b/>
-              </w:rPr>
-              <w:t>Work</w:t>
+              <w:t>What you do</w:t>
             </w:r>
           </w:p>
         </w:tc>
         <w:tc>
           <w:tcPr>
-            <w:tcW w:type="dxa" w:w="3312"/>
-            <w:shd w:fill="2E74B5"/>
-            <w:vAlign w:val="center"/>
+            <w:tcW w:type="dxa" w:w="3360"/>
+            <w:shd w:fill="D9EAF7"/>
           </w:tcPr>
           <w:p>
-            <w:pPr>
-              <w:spacing w:after="40"/>
-            </w:pPr>
             <w:r>
-              <w:rPr>
-                <w:color w:val="FFFFFF"/>
-              </w:rPr>
-            </w:r>
-            <w:r>
-              <w:rPr>
-                <w:b/>
-              </w:rPr>
-              <w:t>Evidence</w:t>
+              <w:t>Evidence to capture</w:t>
             </w:r>
           </w:p>
         </w:tc>
@@ -292,55 +95,31 @@
       <w:tr>
         <w:tc>
           <w:tcPr>
-            <w:tcW w:type="dxa" w:w="3312"/>
-            <w:vAlign w:val="center"/>
+            <w:tcW w:type="dxa" w:w="3360"/>
           </w:tcPr>
           <w:p>
-            <w:pPr>
-              <w:spacing w:after="40"/>
-            </w:pPr>
-            <w:r/>
             <w:r>
-              <w:rPr>
-                <w:b w:val="0"/>
-              </w:rPr>
-              <w:t>1</w:t>
+              <w:t>Setup</w:t>
             </w:r>
           </w:p>
         </w:tc>
         <w:tc>
           <w:tcPr>
-            <w:tcW w:type="dxa" w:w="3312"/>
-            <w:vAlign w:val="center"/>
+            <w:tcW w:type="dxa" w:w="3360"/>
           </w:tcPr>
           <w:p>
-            <w:pPr>
-              <w:spacing w:after="40"/>
-            </w:pPr>
-            <w:r/>
             <w:r>
-              <w:rPr>
-                <w:b w:val="0"/>
-              </w:rPr>
-              <w:t>Bring up the observability-ready Kafka environment.</w:t>
+              <w:t>Start Kafka, Schema Registry, ksqlDB, and Kafka UI with Docker Compose.</w:t>
             </w:r>
           </w:p>
         </w:tc>
         <w:tc>
           <w:tcPr>
-            <w:tcW w:type="dxa" w:w="3312"/>
-            <w:vAlign w:val="center"/>
+            <w:tcW w:type="dxa" w:w="3360"/>
           </w:tcPr>
           <w:p>
-            <w:pPr>
-              <w:spacing w:after="40"/>
-            </w:pPr>
-            <w:r/>
             <w:r>
-              <w:rPr>
-                <w:b w:val="0"/>
-              </w:rPr>
-              <w:t>Services/UI visible.</w:t>
+              <w:t>docker compose ps shows all services running.</w:t>
             </w:r>
           </w:p>
         </w:tc>
@@ -348,55 +127,31 @@
       <w:tr>
         <w:tc>
           <w:tcPr>
-            <w:tcW w:type="dxa" w:w="3312"/>
-            <w:vAlign w:val="center"/>
+            <w:tcW w:type="dxa" w:w="3360"/>
           </w:tcPr>
           <w:p>
-            <w:pPr>
-              <w:spacing w:after="40"/>
-            </w:pPr>
-            <w:r/>
             <w:r>
-              <w:rPr>
-                <w:b w:val="0"/>
-              </w:rPr>
-              <w:t>2</w:t>
+              <w:t>Baseline</w:t>
             </w:r>
           </w:p>
         </w:tc>
         <w:tc>
           <w:tcPr>
-            <w:tcW w:type="dxa" w:w="3312"/>
-            <w:vAlign w:val="center"/>
+            <w:tcW w:type="dxa" w:w="3360"/>
           </w:tcPr>
           <w:p>
-            <w:pPr>
-              <w:spacing w:after="40"/>
-            </w:pPr>
-            <w:r/>
             <w:r>
-              <w:rPr>
-                <w:b w:val="0"/>
-              </w:rPr>
-              <w:t>Produce orders and run the aggregation workload.</w:t>
+              <w:t>Produce sample orders and run the stream aggregation.</w:t>
             </w:r>
           </w:p>
         </w:tc>
         <w:tc>
           <w:tcPr>
-            <w:tcW w:type="dxa" w:w="3312"/>
-            <w:vAlign w:val="center"/>
+            <w:tcW w:type="dxa" w:w="3360"/>
           </w:tcPr>
           <w:p>
-            <w:pPr>
-              <w:spacing w:after="40"/>
-            </w:pPr>
-            <w:r/>
             <w:r>
-              <w:rPr>
-                <w:b w:val="0"/>
-              </w:rPr>
-              <w:t>Input and output records.</w:t>
+              <w:t>orders has 10 messages; order_counts has 4 aggregate records.</w:t>
             </w:r>
           </w:p>
         </w:tc>
@@ -404,55 +159,31 @@
       <w:tr>
         <w:tc>
           <w:tcPr>
-            <w:tcW w:type="dxa" w:w="3312"/>
-            <w:vAlign w:val="center"/>
+            <w:tcW w:type="dxa" w:w="3360"/>
           </w:tcPr>
           <w:p>
-            <w:pPr>
-              <w:spacing w:after="40"/>
-            </w:pPr>
-            <w:r/>
             <w:r>
-              <w:rPr>
-                <w:b w:val="0"/>
-              </w:rPr>
-              <w:t>3</w:t>
+              <w:t>Incident</w:t>
             </w:r>
           </w:p>
         </w:tc>
         <w:tc>
           <w:tcPr>
-            <w:tcW w:type="dxa" w:w="3312"/>
-            <w:vAlign w:val="center"/>
+            <w:tcW w:type="dxa" w:w="3360"/>
           </w:tcPr>
           <w:p>
-            <w:pPr>
-              <w:spacing w:after="40"/>
-            </w:pPr>
-            <w:r/>
             <w:r>
-              <w:rPr>
-                <w:b w:val="0"/>
-              </w:rPr>
-              <w:t>Watch consumer/activity indicators.</w:t>
+              <w:t>Stop the stream processor and produce another batch.</w:t>
             </w:r>
           </w:p>
         </w:tc>
         <w:tc>
           <w:tcPr>
-            <w:tcW w:type="dxa" w:w="3312"/>
-            <w:vAlign w:val="center"/>
+            <w:tcW w:type="dxa" w:w="3360"/>
           </w:tcPr>
           <w:p>
-            <w:pPr>
-              <w:spacing w:after="40"/>
-            </w:pPr>
-            <w:r/>
             <w:r>
-              <w:rPr>
-                <w:b w:val="0"/>
-              </w:rPr>
-              <w:t>Baseline observation.</w:t>
+              <w:t>orders grows but order_counts does not.</w:t>
             </w:r>
           </w:p>
         </w:tc>
@@ -460,105 +191,235 @@
       <w:tr>
         <w:tc>
           <w:tcPr>
-            <w:tcW w:type="dxa" w:w="3312"/>
-            <w:vAlign w:val="center"/>
+            <w:tcW w:type="dxa" w:w="3360"/>
           </w:tcPr>
           <w:p>
-            <w:pPr>
-              <w:spacing w:after="40"/>
-            </w:pPr>
-            <w:r/>
             <w:r>
-              <w:rPr>
-                <w:b w:val="0"/>
-              </w:rPr>
-              <w:t>4</w:t>
+              <w:t>Recovery</w:t>
             </w:r>
           </w:p>
         </w:tc>
         <w:tc>
           <w:tcPr>
-            <w:tcW w:type="dxa" w:w="3312"/>
-            <w:vAlign w:val="center"/>
+            <w:tcW w:type="dxa" w:w="3360"/>
           </w:tcPr>
           <w:p>
-            <w:pPr>
-              <w:spacing w:after="40"/>
-            </w:pPr>
-            <w:r/>
             <w:r>
-              <w:rPr>
-                <w:b w:val="0"/>
-              </w:rPr>
-              <w:t>Create and recover from an incident.</w:t>
+              <w:t>Restart the stream processor.</w:t>
             </w:r>
           </w:p>
         </w:tc>
         <w:tc>
           <w:tcPr>
-            <w:tcW w:type="dxa" w:w="3312"/>
-            <w:vAlign w:val="center"/>
+            <w:tcW w:type="dxa" w:w="3360"/>
           </w:tcPr>
           <w:p>
-            <w:pPr>
-              <w:spacing w:after="40"/>
-            </w:pPr>
-            <w:r/>
             <w:r>
-              <w:rPr>
-                <w:b w:val="0"/>
-              </w:rPr>
-              <w:t>RCA record.</w:t>
+              <w:t>order_counts increases after processing resumes.</w:t>
+            </w:r>
+          </w:p>
+        </w:tc>
+      </w:tr>
+      <w:tr>
+        <w:tc>
+          <w:tcPr>
+            <w:tcW w:type="dxa" w:w="3360"/>
+          </w:tcPr>
+          <w:p>
+            <w:r>
+              <w:t>RCA</w:t>
+            </w:r>
+          </w:p>
+        </w:tc>
+        <w:tc>
+          <w:tcPr>
+            <w:tcW w:type="dxa" w:w="3360"/>
+          </w:tcPr>
+          <w:p>
+            <w:r>
+              <w:t>Document cause, impact, fix, and prevention.</w:t>
+            </w:r>
+          </w:p>
+        </w:tc>
+        <w:tc>
+          <w:tcPr>
+            <w:tcW w:type="dxa" w:w="3360"/>
+          </w:tcPr>
+          <w:p>
+            <w:r>
+              <w:t>One short RCA note with screenshots and offsets.</w:t>
             </w:r>
           </w:p>
         </w:tc>
       </w:tr>
     </w:tbl>
-    <w:p/>
     <w:p>
       <w:pPr>
         <w:pStyle w:val="Heading1"/>
       </w:pPr>
       <w:r>
-        <w:t>Task 1 - Start Services and Inspect Topics</w:t>
+        <w:t>Before You Start</w:t>
+      </w:r>
+    </w:p>
+    <w:p>
+      <w:r>
+        <w:t>Use Docker for this lab. The supplied Compose file runs Kafka, Schema Registry, ksqlDB, Kafka UI, and Zookeeper locally.</w:t>
       </w:r>
     </w:p>
     <w:p>
       <w:pPr>
-        <w:spacing w:before="60" w:after="140"/>
-        <w:ind w:left="288" w:right="144"/>
-        <w:shd w:fill="F4F6F8"/>
+        <w:pStyle w:val="Heading2"/>
+      </w:pPr>
+      <w:r>
+        <w:t>Linux Docker Installation</w:t>
+      </w:r>
+    </w:p>
+    <w:p>
+      <w:pPr>
+        <w:spacing w:after="120"/>
+        <w:ind w:left="360"/>
       </w:pPr>
       <w:r>
         <w:rPr>
           <w:rFonts w:ascii="Consolas" w:hAnsi="Consolas"/>
           <w:sz w:val="18"/>
         </w:rPr>
-        <w:t>cd Lab_Files</w:t>
+        <w:t>sudo apt-get update</w:t>
+        <w:br/>
+        <w:t>sudo apt-get install -y ca-certificates curl gnupg</w:t>
+        <w:br/>
+        <w:t>sudo install -m 0755 -d /etc/apt/keyrings</w:t>
+        <w:br/>
+        <w:t>curl -fsSL https://download.docker.com/linux/ubuntu/gpg | sudo gpg --dearmor -o /etc/apt/keyrings/docker.gpg</w:t>
+        <w:br/>
+        <w:t>sudo chmod a+r /etc/apt/keyrings/docker.gpg</w:t>
+        <w:br/>
+        <w:t>echo "deb [arch=$(dpkg --print-architecture) signed-by=/etc/apt/keyrings/docker.gpg] https://download.docker.com/linux/ubuntu $(. /etc/os-release &amp;&amp; echo $VERSION_CODENAME) stable" | sudo tee /etc/apt/sources.list.d/docker.list &gt; /dev/null</w:t>
+        <w:br/>
+        <w:t>sudo apt-get update</w:t>
+        <w:br/>
+        <w:t>sudo apt-get install -y docker-ce docker-ce-cli containerd.io docker-buildx-plugin docker-compose-plugin</w:t>
+        <w:br/>
+        <w:t>sudo usermod -aG docker $USER</w:t>
       </w:r>
+    </w:p>
+    <w:p>
       <w:r>
-        <w:br/>
+        <w:t>After adding your user to the docker group, log out and back in. If your class machine requires sudo, run Docker commands with sudo.</w:t>
       </w:r>
+    </w:p>
+    <w:p>
+      <w:pPr>
+        <w:pStyle w:val="Heading2"/>
+      </w:pPr>
+      <w:r>
+        <w:t>Windows Docker Installation</w:t>
+      </w:r>
+    </w:p>
+    <w:p>
+      <w:pPr>
+        <w:pStyle w:val="ListNumber"/>
+      </w:pPr>
+      <w:r>
+        <w:t>Install Docker Desktop for Windows from the official Docker website.</w:t>
+      </w:r>
+    </w:p>
+    <w:p>
+      <w:pPr>
+        <w:pStyle w:val="ListNumber"/>
+      </w:pPr>
+      <w:r>
+        <w:t>Enable WSL 2 integration during setup.</w:t>
+      </w:r>
+    </w:p>
+    <w:p>
+      <w:pPr>
+        <w:pStyle w:val="ListNumber"/>
+      </w:pPr>
+      <w:r>
+        <w:t>Open Docker Desktop and wait until it says the engine is running.</w:t>
+      </w:r>
+    </w:p>
+    <w:p>
+      <w:pPr>
+        <w:pStyle w:val="ListNumber"/>
+      </w:pPr>
+      <w:r>
+        <w:t>Open PowerShell or Windows Terminal in the Day_09/Lab_Files folder.</w:t>
+      </w:r>
+    </w:p>
+    <w:p>
+      <w:pPr>
+        <w:pStyle w:val="ListNumber"/>
+      </w:pPr>
+      <w:r>
+        <w:t>Run docker compose version to confirm Compose is available.</w:t>
+      </w:r>
+    </w:p>
+    <w:p>
+      <w:pPr>
+        <w:pStyle w:val="Heading2"/>
+      </w:pPr>
+      <w:r>
+        <w:t>Python Package</w:t>
+      </w:r>
+    </w:p>
+    <w:p>
+      <w:pPr>
+        <w:spacing w:after="120"/>
+        <w:ind w:left="360"/>
+      </w:pPr>
       <w:r>
         <w:rPr>
           <w:rFonts w:ascii="Consolas" w:hAnsi="Consolas"/>
           <w:sz w:val="18"/>
         </w:rPr>
-        <w:t>docker compose up -d</w:t>
+        <w:t>python3 -m pip install --user kafka-python</w:t>
       </w:r>
+    </w:p>
+    <w:p>
+      <w:pPr>
+        <w:pStyle w:val="Heading1"/>
+      </w:pPr>
       <w:r>
-        <w:br/>
+        <w:t>Task 1 - Start the Lab Services</w:t>
       </w:r>
+    </w:p>
+    <w:p>
+      <w:pPr>
+        <w:spacing w:after="120"/>
+        <w:ind w:left="360"/>
+      </w:pPr>
       <w:r>
         <w:rPr>
           <w:rFonts w:ascii="Consolas" w:hAnsi="Consolas"/>
           <w:sz w:val="18"/>
         </w:rPr>
+        <w:t>cd Week_02/Day_09/Lab_Files</w:t>
+        <w:br/>
+        <w:t>docker compose up -d</w:t>
+        <w:br/>
         <w:t>docker compose ps</w:t>
       </w:r>
+    </w:p>
+    <w:p>
       <w:r>
-        <w:br/>
+        <w:t>Expected result: Kafka, Schema Registry, ksqlDB, Kafka UI, and Zookeeper are running. Kafka UI is available at http://localhost:8080.</w:t>
       </w:r>
+    </w:p>
+    <w:p>
+      <w:pPr>
+        <w:pStyle w:val="Heading1"/>
+      </w:pPr>
+      <w:r>
+        <w:t>Task 2 - Produce Baseline Orders</w:t>
+      </w:r>
+    </w:p>
+    <w:p>
+      <w:pPr>
+        <w:spacing w:after="120"/>
+        <w:ind w:left="360"/>
+      </w:pPr>
       <w:r>
         <w:rPr>
           <w:rFonts w:ascii="Consolas" w:hAnsi="Consolas"/>
@@ -569,7 +430,20 @@
     </w:p>
     <w:p>
       <w:r>
-        <w:t>Use Kafka UI at the published port in `docker-compose.yml` to find the `orders` topic and confirm records appear. If your instructor chooses the ksqlDB route, run the statements from `ksql_scripts.sql` in ksqlDB.</w:t>
+        <w:t>The producer reads orders.json by default and sends each order to the orders topic. You may also pass a file explicitly:</w:t>
+      </w:r>
+    </w:p>
+    <w:p>
+      <w:pPr>
+        <w:spacing w:after="120"/>
+        <w:ind w:left="360"/>
+      </w:pPr>
+      <w:r>
+        <w:rPr>
+          <w:rFonts w:ascii="Consolas" w:hAnsi="Consolas"/>
+          <w:sz w:val="18"/>
+        </w:rPr>
+        <w:t>python3 producer.py orders.json</w:t>
       </w:r>
     </w:p>
     <w:p>
@@ -577,36 +451,30 @@
         <w:pStyle w:val="Heading1"/>
       </w:pPr>
       <w:r>
-        <w:t>Task 2 - Run the Supplied Workload</w:t>
+        <w:t>Task 3 - Run the Stream Processor</w:t>
+      </w:r>
+    </w:p>
+    <w:p>
+      <w:r>
+        <w:t>For classroom repeatability, run the processor with DAY9_MAX_MESSAGES so it exits after one input batch:</w:t>
       </w:r>
     </w:p>
     <w:p>
       <w:pPr>
-        <w:spacing w:before="60" w:after="140"/>
-        <w:ind w:left="288" w:right="144"/>
-        <w:shd w:fill="F4F6F8"/>
+        <w:spacing w:after="120"/>
+        <w:ind w:left="360"/>
       </w:pPr>
       <w:r>
         <w:rPr>
           <w:rFonts w:ascii="Consolas" w:hAnsi="Consolas"/>
           <w:sz w:val="18"/>
         </w:rPr>
-        <w:t>python3 -m pip install kafka-python</w:t>
-      </w:r>
-      <w:r>
-        <w:br/>
-      </w:r>
-      <w:r>
-        <w:rPr>
-          <w:rFonts w:ascii="Consolas" w:hAnsi="Consolas"/>
-          <w:sz w:val="18"/>
-        </w:rPr>
-        <w:t>python3 streams_app.py</w:t>
+        <w:t>DAY9_MAX_MESSAGES=10 python3 streams_app.py</w:t>
       </w:r>
     </w:p>
     <w:p>
       <w:r>
-        <w:t>The app consumes `orders`, keeps short-lived in-memory state and publishes aggregates to `order_counts`. Inspect both topics in Kafka UI.</w:t>
+        <w:t>The processor consumes orders, aggregates order count and amount by customer, and writes results to order_counts. This lab uses processing time for the 60-second window so the sample records do not expire before students run the exercise.</w:t>
       </w:r>
     </w:p>
     <w:p>
@@ -614,55 +482,279 @@
         <w:pStyle w:val="Heading1"/>
       </w:pPr>
       <w:r>
-        <w:t>Task 3 - Baseline Observation</w:t>
+        <w:t>Task 4 - Verify Baseline Evidence</w:t>
+      </w:r>
+    </w:p>
+    <w:p>
+      <w:pPr>
+        <w:spacing w:after="120"/>
+        <w:ind w:left="360"/>
+      </w:pPr>
+      <w:r>
+        <w:rPr>
+          <w:rFonts w:ascii="Consolas" w:hAnsi="Consolas"/>
+          <w:sz w:val="18"/>
+        </w:rPr>
+        <w:t>docker exec kafka kafka-run-class kafka.tools.GetOffsetShell --broker-list localhost:9092 --topic orders</w:t>
+        <w:br/>
+        <w:t>docker exec kafka kafka-run-class kafka.tools.GetOffsetShell --broker-list localhost:9092 --topic order_counts</w:t>
+      </w:r>
+    </w:p>
+    <w:p>
+      <w:r>
+        <w:t>Expected baseline after one producer run and one bounded stream run:</w:t>
+      </w:r>
+    </w:p>
+    <w:p>
+      <w:pPr>
+        <w:spacing w:after="120"/>
+        <w:ind w:left="360"/>
+      </w:pPr>
+      <w:r>
+        <w:rPr>
+          <w:rFonts w:ascii="Consolas" w:hAnsi="Consolas"/>
+          <w:sz w:val="18"/>
+        </w:rPr>
+        <w:t>orders:0:10</w:t>
+        <w:br/>
+        <w:t>order_counts:0:4</w:t>
+      </w:r>
+    </w:p>
+    <w:p>
+      <w:r>
+        <w:t>Real UI evidence from the completed lab run:</w:t>
+      </w:r>
+    </w:p>
+    <w:p>
+      <w:r>
+        <w:drawing>
+          <wp:inline xmlns:a="http://schemas.openxmlformats.org/drawingml/2006/main" xmlns:pic="http://schemas.openxmlformats.org/drawingml/2006/picture">
+            <wp:extent cx="5943600" cy="3566160"/>
+            <wp:docPr id="1" name="Picture 1"/>
+            <wp:cNvGraphicFramePr>
+              <a:graphicFrameLocks noChangeAspect="1"/>
+            </wp:cNvGraphicFramePr>
+            <a:graphic>
+              <a:graphicData uri="http://schemas.openxmlformats.org/drawingml/2006/picture">
+                <pic:pic>
+                  <pic:nvPicPr>
+                    <pic:cNvPr id="0" name="01-kafka-ui-topics-real.png"/>
+                    <pic:cNvPicPr/>
+                  </pic:nvPicPr>
+                  <pic:blipFill>
+                    <a:blip r:embed="rId9"/>
+                    <a:stretch>
+                      <a:fillRect/>
+                    </a:stretch>
+                  </pic:blipFill>
+                  <pic:spPr>
+                    <a:xfrm>
+                      <a:off x="0" y="0"/>
+                      <a:ext cx="5943600" cy="3566160"/>
+                    </a:xfrm>
+                    <a:prstGeom prst="rect"/>
+                  </pic:spPr>
+                </pic:pic>
+              </a:graphicData>
+            </a:graphic>
+          </wp:inline>
+        </w:drawing>
+      </w:r>
+    </w:p>
+    <w:p>
+      <w:r>
+        <w:rPr>
+          <w:i/>
+        </w:rPr>
+        <w:t>Screenshot: Kafka UI shows the real Day 9 topics after the incident/recovery run. The orders topic has 20 messages and order_counts has 8 aggregate records.</w:t>
+      </w:r>
+    </w:p>
+    <w:p>
+      <w:pPr>
+        <w:pStyle w:val="Heading1"/>
+      </w:pPr>
+      <w:r>
+        <w:t>Task 5 - Simulate a Processing Incident</w:t>
+      </w:r>
+    </w:p>
+    <w:p>
+      <w:pPr>
+        <w:pStyle w:val="ListNumber"/>
+      </w:pPr>
+      <w:r>
+        <w:t>Make sure streams_app.py is not running.</w:t>
+      </w:r>
+    </w:p>
+    <w:p>
+      <w:pPr>
+        <w:pStyle w:val="ListNumber"/>
+      </w:pPr>
+      <w:r>
+        <w:t>Run python3 producer.py again to produce a second batch of input events.</w:t>
+      </w:r>
+    </w:p>
+    <w:p>
+      <w:pPr>
+        <w:pStyle w:val="ListNumber"/>
+      </w:pPr>
+      <w:r>
+        <w:t>Check offsets for orders and order_counts.</w:t>
+      </w:r>
+    </w:p>
+    <w:p>
+      <w:pPr>
+        <w:pStyle w:val="ListNumber"/>
+      </w:pPr>
+      <w:r>
+        <w:t>Observe that input has increased while output stayed unchanged.</w:t>
+      </w:r>
+    </w:p>
+    <w:p>
+      <w:pPr>
+        <w:spacing w:after="120"/>
+        <w:ind w:left="360"/>
+      </w:pPr>
+      <w:r>
+        <w:rPr>
+          <w:rFonts w:ascii="Consolas" w:hAnsi="Consolas"/>
+          <w:sz w:val="18"/>
+        </w:rPr>
+        <w:t>python3 producer.py</w:t>
+        <w:br/>
+        <w:t>docker exec kafka kafka-run-class kafka.tools.GetOffsetShell --broker-list localhost:9092 --topic orders</w:t>
+        <w:br/>
+        <w:t>docker exec kafka kafka-run-class kafka.tools.GetOffsetShell --broker-list localhost:9092 --topic order_counts</w:t>
+      </w:r>
+    </w:p>
+    <w:p>
+      <w:r>
+        <w:t>Expected incident evidence:</w:t>
+      </w:r>
+    </w:p>
+    <w:p>
+      <w:pPr>
+        <w:spacing w:after="120"/>
+        <w:ind w:left="360"/>
+      </w:pPr>
+      <w:r>
+        <w:rPr>
+          <w:rFonts w:ascii="Consolas" w:hAnsi="Consolas"/>
+          <w:sz w:val="18"/>
+        </w:rPr>
+        <w:t>orders:0:20</w:t>
+        <w:br/>
+        <w:t>order_counts:0:4</w:t>
+      </w:r>
+    </w:p>
+    <w:p>
+      <w:pPr>
+        <w:pStyle w:val="Heading1"/>
+      </w:pPr>
+      <w:r>
+        <w:t>Task 6 - Recover the Processor</w:t>
+      </w:r>
+    </w:p>
+    <w:p>
+      <w:pPr>
+        <w:spacing w:after="120"/>
+        <w:ind w:left="360"/>
+      </w:pPr>
+      <w:r>
+        <w:rPr>
+          <w:rFonts w:ascii="Consolas" w:hAnsi="Consolas"/>
+          <w:sz w:val="18"/>
+        </w:rPr>
+        <w:t>DAY9_MAX_MESSAGES=10 python3 streams_app.py</w:t>
+        <w:br/>
+        <w:t>docker exec kafka kafka-run-class kafka.tools.GetOffsetShell --broker-list localhost:9092 --topic order_counts</w:t>
+      </w:r>
+    </w:p>
+    <w:p>
+      <w:r>
+        <w:t>Expected recovery evidence:</w:t>
+      </w:r>
+    </w:p>
+    <w:p>
+      <w:pPr>
+        <w:spacing w:after="120"/>
+        <w:ind w:left="360"/>
+      </w:pPr>
+      <w:r>
+        <w:rPr>
+          <w:rFonts w:ascii="Consolas" w:hAnsi="Consolas"/>
+          <w:sz w:val="18"/>
+        </w:rPr>
+        <w:t>order_counts:0:8</w:t>
+      </w:r>
+    </w:p>
+    <w:p>
+      <w:pPr>
+        <w:pStyle w:val="Heading1"/>
+      </w:pPr>
+      <w:r>
+        <w:t>Task 7 - Inspect Aggregate Records</w:t>
+      </w:r>
+    </w:p>
+    <w:p>
+      <w:pPr>
+        <w:spacing w:after="120"/>
+        <w:ind w:left="360"/>
+      </w:pPr>
+      <w:r>
+        <w:rPr>
+          <w:rFonts w:ascii="Consolas" w:hAnsi="Consolas"/>
+          <w:sz w:val="18"/>
+        </w:rPr>
+        <w:t>docker exec kafka kafka-console-consumer --bootstrap-server localhost:9092 --topic order_counts --from-beginning --timeout-ms 5000</w:t>
+      </w:r>
+    </w:p>
+    <w:p>
+      <w:r>
+        <w:t>Expected customer totals for each processed batch:</w:t>
       </w:r>
     </w:p>
     <w:tbl>
       <w:tblPr>
         <w:tblStyle w:val="TableGrid"/>
         <w:tblW w:type="auto" w:w="0"/>
-        <w:jc w:val="center"/>
         <w:tblLook w:firstColumn="1" w:firstRow="1" w:lastColumn="0" w:lastRow="0" w:noHBand="0" w:noVBand="1" w:val="04A0"/>
       </w:tblPr>
       <w:tblGrid>
-        <w:gridCol w:w="2376"/>
-        <w:gridCol w:w="6984"/>
+        <w:gridCol w:w="3360"/>
+        <w:gridCol w:w="3360"/>
+        <w:gridCol w:w="3360"/>
       </w:tblGrid>
       <w:tr>
         <w:tc>
           <w:tcPr>
-            <w:tcW w:type="dxa" w:w="2376"/>
-            <w:shd w:fill="E8EEF5"/>
-            <w:vAlign w:val="center"/>
+            <w:tcW w:type="dxa" w:w="3360"/>
+            <w:shd w:fill="D9EAD3"/>
           </w:tcPr>
           <w:p>
-            <w:pPr>
-              <w:spacing w:after="40"/>
-            </w:pPr>
-            <w:r/>
             <w:r>
-              <w:rPr>
-                <w:b/>
-              </w:rPr>
-              <w:t>Signal</w:t>
+              <w:t>Customer</w:t>
             </w:r>
           </w:p>
         </w:tc>
         <w:tc>
           <w:tcPr>
-            <w:tcW w:type="dxa" w:w="6984"/>
-            <w:vAlign w:val="center"/>
+            <w:tcW w:type="dxa" w:w="3360"/>
+            <w:shd w:fill="D9EAD3"/>
           </w:tcPr>
           <w:p>
-            <w:pPr>
-              <w:spacing w:after="40"/>
-            </w:pPr>
-            <w:r/>
             <w:r>
-              <w:rPr>
-                <w:b w:val="0"/>
-              </w:rPr>
-              <w:t>What you check</w:t>
+              <w:t>Order Count</w:t>
+            </w:r>
+          </w:p>
+        </w:tc>
+        <w:tc>
+          <w:tcPr>
+            <w:tcW w:type="dxa" w:w="3360"/>
+            <w:shd w:fill="D9EAD3"/>
+          </w:tcPr>
+          <w:p>
+            <w:r>
+              <w:t>Total Amount</w:t>
             </w:r>
           </w:p>
         </w:tc>
@@ -670,38 +762,31 @@
       <w:tr>
         <w:tc>
           <w:tcPr>
-            <w:tcW w:type="dxa" w:w="2376"/>
-            <w:shd w:fill="E8EEF5"/>
-            <w:vAlign w:val="center"/>
+            <w:tcW w:type="dxa" w:w="3360"/>
           </w:tcPr>
           <w:p>
-            <w:pPr>
-              <w:spacing w:after="40"/>
-            </w:pPr>
-            <w:r/>
             <w:r>
-              <w:rPr>
-                <w:b/>
-              </w:rPr>
-              <w:t>Input flow</w:t>
+              <w:t>C001</w:t>
             </w:r>
           </w:p>
         </w:tc>
         <w:tc>
           <w:tcPr>
-            <w:tcW w:type="dxa" w:w="6984"/>
-            <w:vAlign w:val="center"/>
+            <w:tcW w:type="dxa" w:w="3360"/>
           </w:tcPr>
           <w:p>
-            <w:pPr>
-              <w:spacing w:after="40"/>
-            </w:pPr>
-            <w:r/>
             <w:r>
-              <w:rPr>
-                <w:b w:val="0"/>
-              </w:rPr>
-              <w:t>New records reach `orders` after running the producer.</w:t>
+              <w:t>3</w:t>
+            </w:r>
+          </w:p>
+        </w:tc>
+        <w:tc>
+          <w:tcPr>
+            <w:tcW w:type="dxa" w:w="3360"/>
+          </w:tcPr>
+          <w:p>
+            <w:r>
+              <w:t>125.69</w:t>
             </w:r>
           </w:p>
         </w:tc>
@@ -709,38 +794,31 @@
       <w:tr>
         <w:tc>
           <w:tcPr>
-            <w:tcW w:type="dxa" w:w="2376"/>
-            <w:shd w:fill="E8EEF5"/>
-            <w:vAlign w:val="center"/>
+            <w:tcW w:type="dxa" w:w="3360"/>
           </w:tcPr>
           <w:p>
-            <w:pPr>
-              <w:spacing w:after="40"/>
-            </w:pPr>
-            <w:r/>
             <w:r>
-              <w:rPr>
-                <w:b/>
-              </w:rPr>
-              <w:t>Output flow</w:t>
+              <w:t>C002</w:t>
             </w:r>
           </w:p>
         </w:tc>
         <w:tc>
           <w:tcPr>
-            <w:tcW w:type="dxa" w:w="6984"/>
-            <w:vAlign w:val="center"/>
+            <w:tcW w:type="dxa" w:w="3360"/>
           </w:tcPr>
           <w:p>
-            <w:pPr>
-              <w:spacing w:after="40"/>
-            </w:pPr>
-            <w:r/>
             <w:r>
-              <w:rPr>
-                <w:b w:val="0"/>
-              </w:rPr>
-              <w:t>Aggregated records appear in `order_counts`.</w:t>
+              <w:t>3</w:t>
+            </w:r>
+          </w:p>
+        </w:tc>
+        <w:tc>
+          <w:tcPr>
+            <w:tcW w:type="dxa" w:w="3360"/>
+          </w:tcPr>
+          <w:p>
+            <w:r>
+              <w:t>201.49</w:t>
             </w:r>
           </w:p>
         </w:tc>
@@ -748,38 +826,31 @@
       <w:tr>
         <w:tc>
           <w:tcPr>
-            <w:tcW w:type="dxa" w:w="2376"/>
-            <w:shd w:fill="E8EEF5"/>
-            <w:vAlign w:val="center"/>
+            <w:tcW w:type="dxa" w:w="3360"/>
           </w:tcPr>
           <w:p>
-            <w:pPr>
-              <w:spacing w:after="40"/>
-            </w:pPr>
-            <w:r/>
             <w:r>
-              <w:rPr>
-                <w:b/>
-              </w:rPr>
-              <w:t>Consumer health</w:t>
+              <w:t>C003</w:t>
             </w:r>
           </w:p>
         </w:tc>
         <w:tc>
           <w:tcPr>
-            <w:tcW w:type="dxa" w:w="6984"/>
-            <w:vAlign w:val="center"/>
+            <w:tcW w:type="dxa" w:w="3360"/>
           </w:tcPr>
           <w:p>
-            <w:pPr>
-              <w:spacing w:after="40"/>
-            </w:pPr>
-            <w:r/>
             <w:r>
-              <w:rPr>
-                <w:b w:val="0"/>
-              </w:rPr>
-              <w:t>The application terminal remains running without exceptions.</w:t>
+              <w:t>3</w:t>
+            </w:r>
+          </w:p>
+        </w:tc>
+        <w:tc>
+          <w:tcPr>
+            <w:tcW w:type="dxa" w:w="3360"/>
+          </w:tcPr>
+          <w:p>
+            <w:r>
+              <w:t>565.29</w:t>
             </w:r>
           </w:p>
         </w:tc>
@@ -787,90 +858,222 @@
       <w:tr>
         <w:tc>
           <w:tcPr>
-            <w:tcW w:type="dxa" w:w="2376"/>
-            <w:shd w:fill="E8EEF5"/>
-            <w:vAlign w:val="center"/>
+            <w:tcW w:type="dxa" w:w="3360"/>
           </w:tcPr>
           <w:p>
-            <w:pPr>
-              <w:spacing w:after="40"/>
-            </w:pPr>
-            <w:r/>
             <w:r>
-              <w:rPr>
-                <w:b/>
-              </w:rPr>
-              <w:t>Data correctness</w:t>
+              <w:t>C004</w:t>
             </w:r>
           </w:p>
         </w:tc>
         <w:tc>
           <w:tcPr>
-            <w:tcW w:type="dxa" w:w="6984"/>
-            <w:vAlign w:val="center"/>
+            <w:tcW w:type="dxa" w:w="3360"/>
           </w:tcPr>
           <w:p>
-            <w:pPr>
-              <w:spacing w:after="40"/>
-            </w:pPr>
-            <w:r/>
             <w:r>
-              <w:rPr>
-                <w:b w:val="0"/>
-              </w:rPr>
-              <w:t>Order counts and total amounts are plausible for one customer.</w:t>
+              <w:t>1</w:t>
+            </w:r>
+          </w:p>
+        </w:tc>
+        <w:tc>
+          <w:tcPr>
+            <w:tcW w:type="dxa" w:w="3360"/>
+          </w:tcPr>
+          <w:p>
+            <w:r>
+              <w:t>89.99</w:t>
             </w:r>
           </w:p>
         </w:tc>
       </w:tr>
     </w:tbl>
-    <w:p/>
     <w:p>
       <w:pPr>
         <w:pStyle w:val="Heading1"/>
       </w:pPr>
       <w:r>
-        <w:t>Task 4 - Controlled Incident and Recovery</w:t>
+        <w:t>Task 8 - Write the RCA</w:t>
+      </w:r>
+    </w:p>
+    <w:p>
+      <w:r>
+        <w:t>Use the evidence you collected to complete the following RCA fields:</w:t>
+      </w:r>
+    </w:p>
+    <w:tbl>
+      <w:tblPr>
+        <w:tblStyle w:val="TableGrid"/>
+        <w:tblW w:type="auto" w:w="0"/>
+        <w:tblLook w:firstColumn="1" w:firstRow="1" w:lastColumn="0" w:lastRow="0" w:noHBand="0" w:noVBand="1" w:val="04A0"/>
+      </w:tblPr>
+      <w:tblGrid>
+        <w:gridCol w:w="5040"/>
+        <w:gridCol w:w="5040"/>
+      </w:tblGrid>
+      <w:tr>
+        <w:tc>
+          <w:tcPr>
+            <w:tcW w:type="dxa" w:w="5040"/>
+            <w:shd w:fill="FCE4D6"/>
+          </w:tcPr>
+          <w:p>
+            <w:r>
+              <w:t>RCA Field</w:t>
+            </w:r>
+          </w:p>
+        </w:tc>
+        <w:tc>
+          <w:tcPr>
+            <w:tcW w:type="dxa" w:w="5040"/>
+            <w:shd w:fill="FCE4D6"/>
+          </w:tcPr>
+          <w:p>
+            <w:r>
+              <w:t>Student Answer</w:t>
+            </w:r>
+          </w:p>
+        </w:tc>
+      </w:tr>
+      <w:tr>
+        <w:tc>
+          <w:tcPr>
+            <w:tcW w:type="dxa" w:w="5040"/>
+          </w:tcPr>
+          <w:p>
+            <w:r>
+              <w:t>Root cause</w:t>
+            </w:r>
+          </w:p>
+        </w:tc>
+        <w:tc>
+          <w:tcPr>
+            <w:tcW w:type="dxa" w:w="5040"/>
+          </w:tcPr>
+          <w:p>
+            <w:r/>
+          </w:p>
+        </w:tc>
+      </w:tr>
+      <w:tr>
+        <w:tc>
+          <w:tcPr>
+            <w:tcW w:type="dxa" w:w="5040"/>
+          </w:tcPr>
+          <w:p>
+            <w:r>
+              <w:t>Impact</w:t>
+            </w:r>
+          </w:p>
+        </w:tc>
+        <w:tc>
+          <w:tcPr>
+            <w:tcW w:type="dxa" w:w="5040"/>
+          </w:tcPr>
+          <w:p>
+            <w:r/>
+          </w:p>
+        </w:tc>
+      </w:tr>
+      <w:tr>
+        <w:tc>
+          <w:tcPr>
+            <w:tcW w:type="dxa" w:w="5040"/>
+          </w:tcPr>
+          <w:p>
+            <w:r>
+              <w:t>Evidence</w:t>
+            </w:r>
+          </w:p>
+        </w:tc>
+        <w:tc>
+          <w:tcPr>
+            <w:tcW w:type="dxa" w:w="5040"/>
+          </w:tcPr>
+          <w:p>
+            <w:r/>
+          </w:p>
+        </w:tc>
+      </w:tr>
+      <w:tr>
+        <w:tc>
+          <w:tcPr>
+            <w:tcW w:type="dxa" w:w="5040"/>
+          </w:tcPr>
+          <w:p>
+            <w:r>
+              <w:t>Immediate fix</w:t>
+            </w:r>
+          </w:p>
+        </w:tc>
+        <w:tc>
+          <w:tcPr>
+            <w:tcW w:type="dxa" w:w="5040"/>
+          </w:tcPr>
+          <w:p>
+            <w:r/>
+          </w:p>
+        </w:tc>
+      </w:tr>
+      <w:tr>
+        <w:tc>
+          <w:tcPr>
+            <w:tcW w:type="dxa" w:w="5040"/>
+          </w:tcPr>
+          <w:p>
+            <w:r>
+              <w:t>Prevention or alert</w:t>
+            </w:r>
+          </w:p>
+        </w:tc>
+        <w:tc>
+          <w:tcPr>
+            <w:tcW w:type="dxa" w:w="5040"/>
+          </w:tcPr>
+          <w:p>
+            <w:r/>
+          </w:p>
+        </w:tc>
+      </w:tr>
+    </w:tbl>
+    <w:p>
+      <w:pPr>
+        <w:pStyle w:val="Heading2"/>
+      </w:pPr>
+      <w:r>
+        <w:t>Reference RCA From Completed Run</w:t>
       </w:r>
     </w:p>
     <w:p>
       <w:pPr>
-        <w:pStyle w:val="ListNumber"/>
+        <w:pStyle w:val="ListBullet"/>
       </w:pPr>
       <w:r>
-        <w:t>Record a healthy baseline screenshot or topic observation.</w:t>
+        <w:t>Root cause: the stream processor was stopped while the producer continued sending records to orders.</w:t>
       </w:r>
     </w:p>
     <w:p>
       <w:pPr>
-        <w:pStyle w:val="ListNumber"/>
+        <w:pStyle w:val="ListBullet"/>
       </w:pPr>
       <w:r>
-        <w:t>Stop `streams_app.py` while continuing to produce a small set of new orders.</w:t>
+        <w:t>Impact: order_counts became stale; orders increased from 10 to 20 while order_counts stayed at 4.</w:t>
       </w:r>
     </w:p>
     <w:p>
       <w:pPr>
-        <w:pStyle w:val="ListNumber"/>
+        <w:pStyle w:val="ListBullet"/>
       </w:pPr>
       <w:r>
-        <w:t>Observe that input continues but no new output aggregates appear.</w:t>
+        <w:t>Immediate fix: restart streams_app.py and verify order_counts increases to 8 records.</w:t>
       </w:r>
     </w:p>
     <w:p>
       <w:pPr>
-        <w:pStyle w:val="ListNumber"/>
+        <w:pStyle w:val="ListBullet"/>
       </w:pPr>
       <w:r>
-        <w:t>Restart the app and record what it processes. The app uses in-memory state, so state continuity and replay behavior are important discussion points.</w:t>
-      </w:r>
-    </w:p>
-    <w:p>
-      <w:pPr>
-        <w:pStyle w:val="ListNumber"/>
-      </w:pPr>
-      <w:r>
-        <w:t>Write the root cause, evidence, immediate fix and one production prevention measure.</w:t>
+        <w:t>Prevention: supervise the processor and alert when input events arrive but output aggregates stop changing.</w:t>
       </w:r>
     </w:p>
     <w:p>
@@ -878,31 +1081,20 @@
         <w:pStyle w:val="Heading1"/>
       </w:pPr>
       <w:r>
-        <w:t>Mini-Exercises</w:t>
+        <w:t>Cleanup</w:t>
       </w:r>
     </w:p>
     <w:p>
       <w:pPr>
-        <w:pStyle w:val="ListBullet"/>
+        <w:spacing w:after="120"/>
+        <w:ind w:left="360"/>
       </w:pPr>
       <w:r>
-        <w:t>Classify the failure: source, processing, sink, or observability failure.</w:t>
-      </w:r>
-    </w:p>
-    <w:p>
-      <w:pPr>
-        <w:pStyle w:val="ListBullet"/>
-      </w:pPr>
-      <w:r>
-        <w:t>Propose a production replacement for in-memory state and auto-committed offsets.</w:t>
-      </w:r>
-    </w:p>
-    <w:p>
-      <w:pPr>
-        <w:pStyle w:val="ListBullet"/>
-      </w:pPr>
-      <w:r>
-        <w:t>Define an alert using a human-readable sentence, such as: input events are arriving but output results have stopped for five minutes.</w:t>
+        <w:rPr>
+          <w:rFonts w:ascii="Consolas" w:hAnsi="Consolas"/>
+          <w:sz w:val="18"/>
+        </w:rPr>
+        <w:t>docker compose down</w:t>
       </w:r>
     </w:p>
     <w:p>
@@ -918,7 +1110,7 @@
         <w:pStyle w:val="ListBullet"/>
       </w:pPr>
       <w:r>
-        <w:t>Input and output topic evidence before the incident.</w:t>
+        <w:t>docker compose ps output with all services running.</w:t>
       </w:r>
     </w:p>
     <w:p>
@@ -926,7 +1118,7 @@
         <w:pStyle w:val="ListBullet"/>
       </w:pPr>
       <w:r>
-        <w:t>Evidence during failure and after restart.</w:t>
+        <w:t>Kafka UI screenshot showing orders and order_counts topics.</w:t>
       </w:r>
     </w:p>
     <w:p>
@@ -934,7 +1126,7 @@
         <w:pStyle w:val="ListBullet"/>
       </w:pPr>
       <w:r>
-        <w:t>A one-page RCA note with cause, impact, resolution and preventive control.</w:t>
+        <w:t>Baseline offsets: orders:0:10 and order_counts:0:4.</w:t>
       </w:r>
     </w:p>
     <w:p>
@@ -942,46 +1134,33 @@
         <w:pStyle w:val="ListBullet"/>
       </w:pPr>
       <w:r>
-        <w:t>Clean up with `docker compose down`.</w:t>
+        <w:t>Incident offsets: orders:0:20 and order_counts:0:4.</w:t>
+      </w:r>
+    </w:p>
+    <w:p>
+      <w:pPr>
+        <w:pStyle w:val="ListBullet"/>
+      </w:pPr>
+      <w:r>
+        <w:t>Recovery offsets: order_counts:0:8.</w:t>
+      </w:r>
+    </w:p>
+    <w:p>
+      <w:pPr>
+        <w:pStyle w:val="ListBullet"/>
+      </w:pPr>
+      <w:r>
+        <w:t>Completed RCA note.</w:t>
       </w:r>
     </w:p>
     <w:sectPr>
-      <w:headerReference w:type="default" r:id="rId9"/>
-      <w:footerReference w:type="default" r:id="rId10"/>
       <w:pgSz w:w="12240" w:h="15840"/>
-      <w:pgMar w:top="1008" w:right="1152" w:bottom="936" w:left="1152" w:header="720" w:footer="720" w:gutter="0"/>
+      <w:pgMar w:top="936" w:right="1080" w:bottom="936" w:left="1080" w:header="720" w:footer="720" w:gutter="0"/>
       <w:cols w:space="720"/>
       <w:docGrid w:linePitch="360"/>
     </w:sectPr>
   </w:body>
 </w:document>
-</file>
-
-<file path=word/footer1.xml><?xml version="1.0" encoding="utf-8"?>
-<w:ftr xmlns:m="http://schemas.openxmlformats.org/officeDocument/2006/math" xmlns:mc="http://schemas.openxmlformats.org/markup-compatibility/2006" xmlns:mo="http://schemas.microsoft.com/office/mac/office/2008/main" xmlns:mv="urn:schemas-microsoft-com:mac:vml" xmlns:o="urn:schemas-microsoft-com:office:office" xmlns:r="http://schemas.openxmlformats.org/officeDocument/2006/relationships" xmlns:v="urn:schemas-microsoft-com:vml" xmlns:w10="urn:schemas-microsoft-com:office:word" xmlns:w14="http://schemas.microsoft.com/office/word/2010/wordml" xmlns:w="http://schemas.openxmlformats.org/wordprocessingml/2006/main" xmlns:wne="http://schemas.microsoft.com/office/word/2006/wordml" xmlns:wp14="http://schemas.microsoft.com/office/word/2010/wordprocessingDrawing" xmlns:wp="http://schemas.openxmlformats.org/drawingml/2006/wordprocessingDrawing" xmlns:wpc="http://schemas.microsoft.com/office/word/2010/wordprocessingCanvas" xmlns:wpg="http://schemas.microsoft.com/office/word/2010/wordprocessingGroup" xmlns:wpi="http://schemas.microsoft.com/office/word/2010/wordprocessingInk" xmlns:wps="http://schemas.microsoft.com/office/word/2010/wordprocessingShape" mc:Ignorable="w14 wp14">
-  <w:p>
-    <w:pPr>
-      <w:jc w:val="center"/>
-    </w:pPr>
-    <w:r>
-      <w:t>Ubuntu on-prem classroom lab | Keep screenshots and command evidence.</w:t>
-    </w:r>
-  </w:p>
-</w:ftr>
-</file>
-
-<file path=word/header1.xml><?xml version="1.0" encoding="utf-8"?>
-<w:hdr xmlns:m="http://schemas.openxmlformats.org/officeDocument/2006/math" xmlns:mc="http://schemas.openxmlformats.org/markup-compatibility/2006" xmlns:mo="http://schemas.microsoft.com/office/mac/office/2008/main" xmlns:mv="urn:schemas-microsoft-com:mac:vml" xmlns:o="urn:schemas-microsoft-com:office:office" xmlns:r="http://schemas.openxmlformats.org/officeDocument/2006/relationships" xmlns:v="urn:schemas-microsoft-com:vml" xmlns:w10="urn:schemas-microsoft-com:office:word" xmlns:w14="http://schemas.microsoft.com/office/word/2010/wordml" xmlns:w="http://schemas.openxmlformats.org/wordprocessingml/2006/main" xmlns:wne="http://schemas.microsoft.com/office/word/2006/wordml" xmlns:wp14="http://schemas.microsoft.com/office/word/2010/wordprocessingDrawing" xmlns:wp="http://schemas.openxmlformats.org/drawingml/2006/wordprocessingDrawing" xmlns:wpc="http://schemas.microsoft.com/office/word/2010/wordprocessingCanvas" xmlns:wpg="http://schemas.microsoft.com/office/word/2010/wordprocessingGroup" xmlns:wpi="http://schemas.microsoft.com/office/word/2010/wordprocessingInk" xmlns:wps="http://schemas.microsoft.com/office/word/2010/wordprocessingShape" mc:Ignorable="w14 wp14">
-  <w:p>
-    <w:pPr/>
-    <w:r>
-      <w:rPr>
-        <w:color w:val="1F4D78"/>
-      </w:rPr>
-      <w:t>Medallion Pipeline | Student Lab Guide | Day 09</w:t>
-    </w:r>
-  </w:p>
-</w:hdr>
 </file>
 
 <file path=word/numbering.xml><?xml version="1.0" encoding="utf-8"?>
@@ -1347,12 +1526,9 @@
     <w:name w:val="Normal"/>
     <w:qFormat/>
     <w:rsid w:val="00FC693F"/>
-    <w:pPr>
-      <w:spacing w:after="120" w:line="300" w:lineRule="auto"/>
-    </w:pPr>
     <w:rPr>
-      <w:rFonts w:ascii="Calibri" w:hAnsi="Calibri"/>
-      <w:sz w:val="22"/>
+      <w:rFonts w:ascii="Arial" w:hAnsi="Arial"/>
+      <w:sz w:val="20"/>
     </w:rPr>
   </w:style>
   <w:style w:type="paragraph" w:styleId="Header">
@@ -1410,15 +1586,15 @@
     <w:pPr>
       <w:keepNext/>
       <w:keepLines/>
-      <w:spacing w:before="360" w:after="200"/>
+      <w:spacing w:before="480" w:after="0"/>
       <w:outlineLvl w:val="0"/>
     </w:pPr>
     <w:rPr>
-      <w:rFonts w:asciiTheme="majorHAnsi" w:eastAsiaTheme="majorEastAsia" w:hAnsiTheme="majorHAnsi" w:cstheme="majorBidi" w:ascii="Calibri" w:hAnsi="Calibri"/>
+      <w:rFonts w:asciiTheme="majorHAnsi" w:eastAsiaTheme="majorEastAsia" w:hAnsiTheme="majorHAnsi" w:cstheme="majorBidi" w:ascii="Arial" w:hAnsi="Arial"/>
       <w:b/>
       <w:bCs/>
-      <w:color w:val="2E74B5"/>
-      <w:sz w:val="32"/>
+      <w:color w:val="365F91" w:themeColor="accent1" w:themeShade="BF"/>
+      <w:sz w:val="28"/>
       <w:szCs w:val="28"/>
     </w:rPr>
   </w:style>
@@ -1434,14 +1610,14 @@
     <w:pPr>
       <w:keepNext/>
       <w:keepLines/>
-      <w:spacing w:before="280" w:after="140"/>
+      <w:spacing w:before="200" w:after="0"/>
       <w:outlineLvl w:val="1"/>
     </w:pPr>
     <w:rPr>
-      <w:rFonts w:asciiTheme="majorHAnsi" w:eastAsiaTheme="majorEastAsia" w:hAnsiTheme="majorHAnsi" w:cstheme="majorBidi" w:ascii="Calibri" w:hAnsi="Calibri"/>
+      <w:rFonts w:asciiTheme="majorHAnsi" w:eastAsiaTheme="majorEastAsia" w:hAnsiTheme="majorHAnsi" w:cstheme="majorBidi" w:ascii="Arial" w:hAnsi="Arial"/>
       <w:b/>
       <w:bCs/>
-      <w:color w:val="2E74B5"/>
+      <w:color w:val="4F81BD" w:themeColor="accent1"/>
       <w:sz w:val="26"/>
       <w:szCs w:val="26"/>
     </w:rPr>
@@ -1458,15 +1634,14 @@
     <w:pPr>
       <w:keepNext/>
       <w:keepLines/>
-      <w:spacing w:before="200" w:after="100"/>
+      <w:spacing w:before="200" w:after="0"/>
       <w:outlineLvl w:val="2"/>
     </w:pPr>
     <w:rPr>
-      <w:rFonts w:asciiTheme="majorHAnsi" w:eastAsiaTheme="majorEastAsia" w:hAnsiTheme="majorHAnsi" w:cstheme="majorBidi" w:ascii="Calibri" w:hAnsi="Calibri"/>
+      <w:rFonts w:asciiTheme="majorHAnsi" w:eastAsiaTheme="majorEastAsia" w:hAnsiTheme="majorHAnsi" w:cstheme="majorBidi" w:ascii="Arial" w:hAnsi="Arial"/>
       <w:b/>
       <w:bCs/>
-      <w:color w:val="1F4D78"/>
-      <w:sz w:val="24"/>
+      <w:color w:val="4F81BD" w:themeColor="accent1"/>
     </w:rPr>
   </w:style>
   <w:style w:type="paragraph" w:styleId="Heading4">
@@ -1704,7 +1879,7 @@
       <w:contextualSpacing/>
     </w:pPr>
     <w:rPr>
-      <w:rFonts w:asciiTheme="majorHAnsi" w:eastAsiaTheme="majorEastAsia" w:hAnsiTheme="majorHAnsi" w:cstheme="majorBidi"/>
+      <w:rFonts w:asciiTheme="majorHAnsi" w:eastAsiaTheme="majorEastAsia" w:hAnsiTheme="majorHAnsi" w:cstheme="majorBidi" w:ascii="Arial" w:hAnsi="Arial"/>
       <w:color w:val="17365D" w:themeColor="text2" w:themeShade="BF"/>
       <w:spacing w:val="5"/>
       <w:kern w:val="28"/>
